--- a/1952.12/1952年12月，与高智的谈话__LLM初注.docx
+++ b/1952.12/1952年12月，与高智的谈话__LLM初注.docx
@@ -806,13 +806,23 @@
       </w:r>
     </w:p>
     <w:p>
+      <w:commentRangeStart w:id="0"/>
       <w:r>
         <w:t>1. 【需核】高智生卒年及详细履历。</w:t>
       </w:r>
-    </w:p>
-    <w:p>
+      <w:commentRangeEnd w:id="0"/>
+      <w:r>
+        <w:commentReference w:id="0"/>
+      </w:r>
+    </w:p>
+    <w:p>
+      <w:commentRangeStart w:id="1"/>
       <w:r>
         <w:t>2. 【需核】霍碧英的生平信息。</w:t>
+      </w:r>
+      <w:commentRangeEnd w:id="1"/>
+      <w:r>
+        <w:commentReference w:id="1"/>
       </w:r>
     </w:p>
     <w:sectPr>
@@ -828,6 +838,25 @@
     </w:sectPr>
   </w:body>
 </w:document>
+</file>
+
+<file path=word/comments.xml><?xml version="1.0" encoding="utf-8"?>
+<w:comments xmlns:w="http://schemas.openxmlformats.org/wordprocessingml/2006/main">
+  <w:comment w:id="0" w:author="LLM初注待核" w:date="2026-07-05T15:07:26Z">
+    <w:p>
+      <w:r>
+        <w:t>【需核】高智生卒年及详细履历。</w:t>
+      </w:r>
+    </w:p>
+  </w:comment>
+  <w:comment w:id="1" w:author="LLM初注待核" w:date="2026-07-05T15:07:26Z">
+    <w:p>
+      <w:r>
+        <w:t>【需核】霍碧英的生平信息。</w:t>
+      </w:r>
+    </w:p>
+  </w:comment>
+</w:comments>
 </file>
 
 <file path=word/footer1.xml><?xml version="1.0" encoding="utf-8"?>

--- a/1952.12/1952年12月，与高智的谈话__LLM初注.docx
+++ b/1952.12/1952年12月，与高智的谈话__LLM初注.docx
@@ -812,6 +812,9 @@
       </w:r>
       <w:commentRangeEnd w:id="0"/>
       <w:r>
+        <w:rPr>
+          <w:rStyle w:val="CommentReference"/>
+        </w:rPr>
         <w:commentReference w:id="0"/>
       </w:r>
     </w:p>
@@ -822,6 +825,9 @@
       </w:r>
       <w:commentRangeEnd w:id="1"/>
       <w:r>
+        <w:rPr>
+          <w:rStyle w:val="CommentReference"/>
+        </w:rPr>
         <w:commentReference w:id="1"/>
       </w:r>
     </w:p>
@@ -844,6 +850,9 @@
 <w:comments xmlns:w="http://schemas.openxmlformats.org/wordprocessingml/2006/main">
   <w:comment w:id="0" w:author="LLM初注待核" w:date="2026-07-05T15:07:26Z">
     <w:p>
+      <w:pPr>
+        <w:pStyle w:val="CommentText"/>
+      </w:pPr>
       <w:r>
         <w:t>【需核】高智生卒年及详细履历。</w:t>
       </w:r>
@@ -851,6 +860,9 @@
   </w:comment>
   <w:comment w:id="1" w:author="LLM初注待核" w:date="2026-07-05T15:07:26Z">
     <w:p>
+      <w:pPr>
+        <w:pStyle w:val="CommentText"/>
+      </w:pPr>
       <w:r>
         <w:t>【需核】霍碧英的生平信息。</w:t>
       </w:r>

--- a/1952.12/1952年12月，与高智的谈话__LLM初注.docx
+++ b/1952.12/1952年12月，与高智的谈话__LLM初注.docx
@@ -41,11 +41,20 @@
       <w:r>
         <w:rPr>
           <w:rStyle w:val="FootnoteReference"/>
-        </w:rPr>
+          <w:vertAlign w:val="superscript"/>
+        </w:rPr>
+        <w:t>[</w:t>
         <w:footnoteReference w:id="4"/>
-      </w:r>
-      <w:r>
-        <w:rPr/>
+        <w:t>]</w:t>
+      </w:r>
+      <w:r>
+        <w:rPr>
+          <w:rFonts w:hint="eastAsia" w:ascii="黑体" w:hAnsi="黑体" w:eastAsia="黑体" w:cs="黑体"/>
+          <w:sz w:val="44"/>
+          <w:szCs w:val="44"/>
+          <w:vertAlign w:val="baseline"/>
+          <w:lang w:val="en-US" w:eastAsia="zh-CN"/>
+        </w:rPr>
         <w:t xml:space="preserve">的谈话</w:t>
       </w:r>
       <w:bookmarkEnd w:id="0"/>
@@ -61,13 +70,16 @@
       </w:r>
       <w:r>
         <w:rPr>
+          <w:rStyle w:val="FootnoteReference"/>
           <w:rFonts w:hint="eastAsia" w:ascii="仿宋" w:hAnsi="仿宋" w:eastAsia="仿宋" w:cs="仿宋"/>
           <w:sz w:val="36"/>
           <w:szCs w:val="36"/>
           <w:vertAlign w:val="superscript"/>
           <w:lang w:val="en-US" w:eastAsia="zh-CN"/>
         </w:rPr>
+        <w:t>[</w:t>
         <w:footnoteReference w:id="0"/>
+        <w:t>]</w:t>
       </w:r>
       <w:r>
         <w:rPr>
@@ -257,11 +269,18 @@
       <w:r>
         <w:rPr>
           <w:rStyle w:val="FootnoteReference"/>
-        </w:rPr>
+          <w:vertAlign w:val="superscript"/>
+        </w:rPr>
+        <w:t>[</w:t>
         <w:footnoteReference w:id="5"/>
-      </w:r>
-      <w:r>
-        <w:rPr/>
+        <w:t>]</w:t>
+      </w:r>
+      <w:r>
+        <w:rPr>
+          <w:rFonts w:hint="eastAsia" w:ascii="仿宋" w:hAnsi="仿宋" w:eastAsia="仿宋"/>
+          <w:sz w:val="32"/>
+          <w:szCs w:val="32"/>
+        </w:rPr>
         <w:t xml:space="preserve">人。”</w:t>
       </w:r>
     </w:p>
@@ -365,11 +384,18 @@
       <w:r>
         <w:rPr>
           <w:rStyle w:val="FootnoteReference"/>
-        </w:rPr>
+          <w:vertAlign w:val="superscript"/>
+        </w:rPr>
+        <w:t>[</w:t>
         <w:footnoteReference w:id="6"/>
-      </w:r>
-      <w:r>
-        <w:rPr/>
+        <w:t>]</w:t>
+      </w:r>
+      <w:r>
+        <w:rPr>
+          <w:rFonts w:hint="eastAsia" w:ascii="仿宋" w:hAnsi="仿宋" w:eastAsia="仿宋"/>
+          <w:sz w:val="32"/>
+          <w:szCs w:val="32"/>
+        </w:rPr>
         <w:t xml:space="preserve">学习了一年多。</w:t>
       </w:r>
       <w:r>
@@ -482,21 +508,35 @@
       <w:r>
         <w:rPr>
           <w:rStyle w:val="FootnoteReference"/>
-        </w:rPr>
+          <w:vertAlign w:val="superscript"/>
+        </w:rPr>
+        <w:t>[</w:t>
         <w:footnoteReference w:id="9"/>
-      </w:r>
-      <w:r>
-        <w:rPr/>
+        <w:t>]</w:t>
+      </w:r>
+      <w:r>
+        <w:rPr>
+          <w:rFonts w:hint="eastAsia" w:ascii="仿宋" w:hAnsi="仿宋" w:eastAsia="仿宋"/>
+          <w:sz w:val="32"/>
+          <w:szCs w:val="32"/>
+        </w:rPr>
         <w:t xml:space="preserve">工作，名字叫霍碧英</w:t>
       </w:r>
       <w:r>
         <w:rPr>
           <w:rStyle w:val="FootnoteReference"/>
-        </w:rPr>
+          <w:vertAlign w:val="superscript"/>
+        </w:rPr>
+        <w:t>[</w:t>
         <w:footnoteReference w:id="8"/>
-      </w:r>
-      <w:r>
-        <w:rPr/>
+        <w:t>]</w:t>
+      </w:r>
+      <w:r>
+        <w:rPr>
+          <w:rFonts w:hint="eastAsia" w:ascii="仿宋" w:hAnsi="仿宋" w:eastAsia="仿宋"/>
+          <w:sz w:val="32"/>
+          <w:szCs w:val="32"/>
+        </w:rPr>
         <w:t xml:space="preserve">。</w:t>
       </w:r>
       <w:r>
@@ -608,11 +648,18 @@
       <w:r>
         <w:rPr>
           <w:rStyle w:val="FootnoteReference"/>
-        </w:rPr>
+          <w:vertAlign w:val="superscript"/>
+        </w:rPr>
+        <w:t>[</w:t>
         <w:footnoteReference w:id="7"/>
-      </w:r>
-      <w:r>
-        <w:rPr/>
+        <w:t>]</w:t>
+      </w:r>
+      <w:r>
+        <w:rPr>
+          <w:rFonts w:hint="eastAsia" w:ascii="仿宋" w:hAnsi="仿宋" w:eastAsia="仿宋"/>
+          <w:sz w:val="32"/>
+          <w:szCs w:val="32"/>
+        </w:rPr>
         <w:t xml:space="preserve">的霍。碧是王白石的碧……”</w:t>
       </w:r>
     </w:p>

--- a/1952.12/1952年12月，与高智的谈话__LLM初注.docx
+++ b/1952.12/1952年12月，与高智的谈话__LLM初注.docx
@@ -43,9 +43,16 @@
           <w:rStyle w:val="FootnoteReference"/>
           <w:vertAlign w:val="superscript"/>
         </w:rPr>
-        <w:t>[</w:t>
+        <w:t>[1]</w:t>
+      </w:r>
+      <w:r>
+        <w:rPr>
+          <w:rStyle w:val="FootnoteReference"/>
+          <w:vertAlign w:val="superscript"/>
+          <w:vanish/>
+          <w:specVanish/>
+        </w:rPr>
         <w:footnoteReference w:id="4"/>
-        <w:t>]</w:t>
       </w:r>
       <w:r>
         <w:rPr>
@@ -60,36 +67,19 @@
       <w:bookmarkEnd w:id="0"/>
       <w:r>
         <w:rPr>
-          <w:rFonts w:hint="eastAsia" w:ascii="仿宋" w:hAnsi="仿宋" w:eastAsia="仿宋" w:cs="仿宋"/>
-          <w:sz w:val="36"/>
-          <w:szCs w:val="36"/>
+          <w:rStyle w:val="FootnoteReference"/>
           <w:vertAlign w:val="superscript"/>
-          <w:lang w:val="en-US" w:eastAsia="zh-CN"/>
-        </w:rPr>
-        <w:t>[</w:t>
-      </w:r>
-      <w:r>
-        <w:rPr>
-          <w:rStyle w:val="FootnoteReference"/>
-          <w:rFonts w:hint="eastAsia" w:ascii="仿宋" w:hAnsi="仿宋" w:eastAsia="仿宋" w:cs="仿宋"/>
-          <w:sz w:val="36"/>
-          <w:szCs w:val="36"/>
+        </w:rPr>
+        <w:t>[2]</w:t>
+      </w:r>
+      <w:r>
+        <w:rPr>
+          <w:rStyle w:val="FootnoteReference"/>
           <w:vertAlign w:val="superscript"/>
-          <w:lang w:val="en-US" w:eastAsia="zh-CN"/>
-        </w:rPr>
-        <w:t>[</w:t>
+          <w:vanish/>
+          <w:specVanish/>
+        </w:rPr>
         <w:footnoteReference w:id="0"/>
-        <w:t>]</w:t>
-      </w:r>
-      <w:r>
-        <w:rPr>
-          <w:rFonts w:hint="eastAsia" w:ascii="仿宋" w:hAnsi="仿宋" w:eastAsia="仿宋" w:cs="仿宋"/>
-          <w:sz w:val="36"/>
-          <w:szCs w:val="36"/>
-          <w:vertAlign w:val="superscript"/>
-          <w:lang w:val="en-US" w:eastAsia="zh-CN"/>
-        </w:rPr>
-        <w:t>]</w:t>
       </w:r>
     </w:p>
     <w:p>
@@ -271,9 +261,16 @@
           <w:rStyle w:val="FootnoteReference"/>
           <w:vertAlign w:val="superscript"/>
         </w:rPr>
-        <w:t>[</w:t>
+        <w:t>[3]</w:t>
+      </w:r>
+      <w:r>
+        <w:rPr>
+          <w:rStyle w:val="FootnoteReference"/>
+          <w:vertAlign w:val="superscript"/>
+          <w:vanish/>
+          <w:specVanish/>
+        </w:rPr>
         <w:footnoteReference w:id="5"/>
-        <w:t>]</w:t>
       </w:r>
       <w:r>
         <w:rPr>
@@ -386,9 +383,16 @@
           <w:rStyle w:val="FootnoteReference"/>
           <w:vertAlign w:val="superscript"/>
         </w:rPr>
-        <w:t>[</w:t>
+        <w:t>[4]</w:t>
+      </w:r>
+      <w:r>
+        <w:rPr>
+          <w:rStyle w:val="FootnoteReference"/>
+          <w:vertAlign w:val="superscript"/>
+          <w:vanish/>
+          <w:specVanish/>
+        </w:rPr>
         <w:footnoteReference w:id="6"/>
-        <w:t>]</w:t>
       </w:r>
       <w:r>
         <w:rPr>
@@ -510,9 +514,16 @@
           <w:rStyle w:val="FootnoteReference"/>
           <w:vertAlign w:val="superscript"/>
         </w:rPr>
-        <w:t>[</w:t>
+        <w:t>[5]</w:t>
+      </w:r>
+      <w:r>
+        <w:rPr>
+          <w:rStyle w:val="FootnoteReference"/>
+          <w:vertAlign w:val="superscript"/>
+          <w:vanish/>
+          <w:specVanish/>
+        </w:rPr>
         <w:footnoteReference w:id="9"/>
-        <w:t>]</w:t>
       </w:r>
       <w:r>
         <w:rPr>
@@ -527,9 +538,16 @@
           <w:rStyle w:val="FootnoteReference"/>
           <w:vertAlign w:val="superscript"/>
         </w:rPr>
-        <w:t>[</w:t>
+        <w:t>[6]</w:t>
+      </w:r>
+      <w:r>
+        <w:rPr>
+          <w:rStyle w:val="FootnoteReference"/>
+          <w:vertAlign w:val="superscript"/>
+          <w:vanish/>
+          <w:specVanish/>
+        </w:rPr>
         <w:footnoteReference w:id="8"/>
-        <w:t>]</w:t>
       </w:r>
       <w:r>
         <w:rPr>
@@ -650,9 +668,16 @@
           <w:rStyle w:val="FootnoteReference"/>
           <w:vertAlign w:val="superscript"/>
         </w:rPr>
-        <w:t>[</w:t>
+        <w:t>[7]</w:t>
+      </w:r>
+      <w:r>
+        <w:rPr>
+          <w:rStyle w:val="FootnoteReference"/>
+          <w:vertAlign w:val="superscript"/>
+          <w:vanish/>
+          <w:specVanish/>
+        </w:rPr>
         <w:footnoteReference w:id="7"/>
-        <w:t>]</w:t>
       </w:r>
       <w:r>
         <w:rPr>
@@ -1049,33 +1074,19 @@
       </w:pPr>
       <w:r>
         <w:rPr>
+          <w:rStyle w:val="FootnoteReference"/>
+        </w:rPr>
+        <w:t>[2]</w:t>
+      </w:r>
+      <w:r>
+        <w:rPr>
           <w:rFonts w:hint="eastAsia" w:asciiTheme="minorEastAsia" w:hAnsiTheme="minorEastAsia" w:cstheme="minorBidi"/>
           <w:kern w:val="2"/>
           <w:sz w:val="21"/>
           <w:szCs w:val="21"/>
           <w:lang w:val="en-US" w:eastAsia="zh-CN" w:bidi="ar-SA"/>
         </w:rPr>
-        <w:t>[</w:t>
-      </w:r>
-      <w:r>
-        <w:rPr>
-          <w:rFonts w:hint="eastAsia" w:asciiTheme="minorEastAsia" w:hAnsiTheme="minorEastAsia" w:cstheme="minorBidi"/>
-          <w:kern w:val="2"/>
-          <w:sz w:val="21"/>
-          <w:szCs w:val="21"/>
-          <w:lang w:val="en-US" w:eastAsia="zh-CN" w:bidi="ar-SA"/>
-        </w:rPr>
-        <w:footnoteRef/>
-      </w:r>
-      <w:r>
-        <w:rPr>
-          <w:rFonts w:hint="eastAsia" w:asciiTheme="minorEastAsia" w:hAnsiTheme="minorEastAsia" w:cstheme="minorBidi"/>
-          <w:kern w:val="2"/>
-          <w:sz w:val="21"/>
-          <w:szCs w:val="21"/>
-          <w:lang w:val="en-US" w:eastAsia="zh-CN" w:bidi="ar-SA"/>
-        </w:rPr>
-        <w:t>]关于本文的真实性及时间还存在争议，《毛泽东年谱》中并未记载。本文是根据东方直心同志编著的《毛泽东大传》（2021年终极版）第六卷，第2154页记载内容编辑而成。标题为编者所加。</w:t>
+        <w:t>关于本文的真实性及时间还存在争议，《毛泽东年谱》中并未记载。本文是根据东方直心同志编著的《毛泽东大传》（2021年终极版）第六卷，第2154页记载内容编辑而成。标题为编者所加。</w:t>
       </w:r>
     </w:p>
   </w:footnote>
@@ -1092,15 +1103,25 @@
       </w:pPr>
       <w:r>
         <w:rPr>
+          <w:rStyle w:val="FootnoteReference"/>
+        </w:rPr>
+        <w:t>[1]</w:t>
+      </w:r>
+      <w:r>
+        <w:rPr>
           <w:rFonts w:asciiTheme="minorEastAsia" w:hAnsiTheme="minorEastAsia" w:eastAsiaTheme="minorEastAsia" w:cstheme="minorBidi"/>
           <w:kern w:val="2"/>
           <w:sz w:val="21"/>
           <w:szCs w:val="21"/>
           <w:lang w:val="en-US" w:eastAsia="zh-CN" w:bidi="ar-SA"/>
         </w:rPr>
-        <w:footnoteRef/>
-      </w:r>
-      <w:r>
+        <w:t xml:space="preserve">高智，陕西佳县人，1952年至1962年担任毛泽东的机要秘书，负责处理毛泽东的日常文件和通信。</w:t>
+      </w:r>
+    </w:p>
+  </w:footnote>
+  <w:footnote w:id="5">
+    <w:p>
+      <w:pPr>
         <w:rPr>
           <w:rFonts w:asciiTheme="minorEastAsia" w:hAnsiTheme="minorEastAsia" w:eastAsiaTheme="minorEastAsia" w:cstheme="minorBidi"/>
           <w:kern w:val="2"/>
@@ -1108,13 +1129,14 @@
           <w:szCs w:val="21"/>
           <w:lang w:val="en-US" w:eastAsia="zh-CN" w:bidi="ar-SA"/>
         </w:rPr>
-        <w:t xml:space="preserve">高智，陕西佳县人，1952年至1962年担任毛泽东的机要秘书，负责处理毛泽东的日常文件和通信。</w:t>
-      </w:r>
-    </w:p>
-  </w:footnote>
-  <w:footnote w:id="5">
-    <w:p>
-      <w:pPr>
+      </w:pPr>
+      <w:r>
+        <w:rPr>
+          <w:rStyle w:val="FootnoteReference"/>
+        </w:rPr>
+        <w:t>[3]</w:t>
+      </w:r>
+      <w:r>
         <w:rPr>
           <w:rFonts w:asciiTheme="minorEastAsia" w:hAnsiTheme="minorEastAsia" w:eastAsiaTheme="minorEastAsia" w:cstheme="minorBidi"/>
           <w:kern w:val="2"/>
@@ -1122,8 +1144,13 @@
           <w:szCs w:val="21"/>
           <w:lang w:val="en-US" w:eastAsia="zh-CN" w:bidi="ar-SA"/>
         </w:rPr>
-      </w:pPr>
-      <w:r>
+        <w:t xml:space="preserve">佳县，位于陕西省东北部，黄河西岸，属榆林市管辖。1947年毛泽东转战陕北时曾途经佳县，题词“站在最大多数劳动人民的一面”。</w:t>
+      </w:r>
+    </w:p>
+  </w:footnote>
+  <w:footnote w:id="6">
+    <w:p>
+      <w:pPr>
         <w:rPr>
           <w:rFonts w:asciiTheme="minorEastAsia" w:hAnsiTheme="minorEastAsia" w:eastAsiaTheme="minorEastAsia" w:cstheme="minorBidi"/>
           <w:kern w:val="2"/>
@@ -1131,7 +1158,12 @@
           <w:szCs w:val="21"/>
           <w:lang w:val="en-US" w:eastAsia="zh-CN" w:bidi="ar-SA"/>
         </w:rPr>
-        <w:footnoteRef/>
+      </w:pPr>
+      <w:r>
+        <w:rPr>
+          <w:rStyle w:val="FootnoteReference"/>
+        </w:rPr>
+        <w:t>[4]</w:t>
       </w:r>
       <w:r>
         <w:rPr>
@@ -1141,11 +1173,11 @@
           <w:szCs w:val="21"/>
           <w:lang w:val="en-US" w:eastAsia="zh-CN" w:bidi="ar-SA"/>
         </w:rPr>
-        <w:t xml:space="preserve">佳县，位于陕西省东北部，黄河西岸，属榆林市管辖。1947年毛泽东转战陕北时曾途经佳县，题词“站在最大多数劳动人民的一面”。</w:t>
+        <w:t xml:space="preserve">绥德师范，全称陕西省绥德师范学校，位于陕北绥德县。1923年由李子洲创办，是陕北地区历史最悠久的中等师范学校之一，为陕北革命培养了大量干部。</w:t>
       </w:r>
     </w:p>
   </w:footnote>
-  <w:footnote w:id="6">
+  <w:footnote w:id="7">
     <w:p>
       <w:pPr>
         <w:rPr>
@@ -1158,15 +1190,25 @@
       </w:pPr>
       <w:r>
         <w:rPr>
+          <w:rStyle w:val="FootnoteReference"/>
+        </w:rPr>
+        <w:t>[7]</w:t>
+      </w:r>
+      <w:r>
+        <w:rPr>
           <w:rFonts w:asciiTheme="minorEastAsia" w:hAnsiTheme="minorEastAsia" w:eastAsiaTheme="minorEastAsia" w:cstheme="minorBidi"/>
           <w:kern w:val="2"/>
           <w:sz w:val="21"/>
           <w:szCs w:val="21"/>
           <w:lang w:val="en-US" w:eastAsia="zh-CN" w:bidi="ar-SA"/>
         </w:rPr>
-        <w:footnoteRef/>
-      </w:r>
-      <w:r>
+        <w:t xml:space="preserve">霍去病（前140—前117），西汉名将，河东平阳（今山西临汾）人。官至骠骑将军、大司马，封冠军侯。六次出击匈奴，战功卓著，24岁病逝。</w:t>
+      </w:r>
+    </w:p>
+  </w:footnote>
+  <w:footnote w:id="8">
+    <w:p>
+      <w:pPr>
         <w:rPr>
           <w:rFonts w:asciiTheme="minorEastAsia" w:hAnsiTheme="minorEastAsia" w:eastAsiaTheme="minorEastAsia" w:cstheme="minorBidi"/>
           <w:kern w:val="2"/>
@@ -1174,13 +1216,14 @@
           <w:szCs w:val="21"/>
           <w:lang w:val="en-US" w:eastAsia="zh-CN" w:bidi="ar-SA"/>
         </w:rPr>
-        <w:t xml:space="preserve">绥德师范，全称陕西省绥德师范学校，位于陕北绥德县。1923年由李子洲创办，是陕北地区历史最悠久的中等师范学校之一，为陕北革命培养了大量干部。</w:t>
-      </w:r>
-    </w:p>
-  </w:footnote>
-  <w:footnote w:id="7">
-    <w:p>
-      <w:pPr>
+      </w:pPr>
+      <w:r>
+        <w:rPr>
+          <w:rStyle w:val="FootnoteReference"/>
+        </w:rPr>
+        <w:t>[6]</w:t>
+      </w:r>
+      <w:r>
         <w:rPr>
           <w:rFonts w:asciiTheme="minorEastAsia" w:hAnsiTheme="minorEastAsia" w:eastAsiaTheme="minorEastAsia" w:cstheme="minorBidi"/>
           <w:kern w:val="2"/>
@@ -1188,8 +1231,13 @@
           <w:szCs w:val="21"/>
           <w:lang w:val="en-US" w:eastAsia="zh-CN" w:bidi="ar-SA"/>
         </w:rPr>
-      </w:pPr>
-      <w:r>
+        <w:t xml:space="preserve">霍碧英，高智的妻子，当时在中办机要局工作。</w:t>
+      </w:r>
+    </w:p>
+  </w:footnote>
+  <w:footnote w:id="9">
+    <w:p>
+      <w:pPr>
         <w:rPr>
           <w:rFonts w:asciiTheme="minorEastAsia" w:hAnsiTheme="minorEastAsia" w:eastAsiaTheme="minorEastAsia" w:cstheme="minorBidi"/>
           <w:kern w:val="2"/>
@@ -1197,73 +1245,12 @@
           <w:szCs w:val="21"/>
           <w:lang w:val="en-US" w:eastAsia="zh-CN" w:bidi="ar-SA"/>
         </w:rPr>
-        <w:footnoteRef/>
-      </w:r>
-      <w:r>
-        <w:rPr>
-          <w:rFonts w:asciiTheme="minorEastAsia" w:hAnsiTheme="minorEastAsia" w:eastAsiaTheme="minorEastAsia" w:cstheme="minorBidi"/>
-          <w:kern w:val="2"/>
-          <w:sz w:val="21"/>
-          <w:szCs w:val="21"/>
-          <w:lang w:val="en-US" w:eastAsia="zh-CN" w:bidi="ar-SA"/>
-        </w:rPr>
-        <w:t xml:space="preserve">霍去病（前140—前117），西汉名将，河东平阳（今山西临汾）人。官至骠骑将军、大司马，封冠军侯。六次出击匈奴，战功卓著，24岁病逝。</w:t>
-      </w:r>
-    </w:p>
-  </w:footnote>
-  <w:footnote w:id="8">
-    <w:p>
-      <w:pPr>
-        <w:rPr>
-          <w:rFonts w:asciiTheme="minorEastAsia" w:hAnsiTheme="minorEastAsia" w:eastAsiaTheme="minorEastAsia" w:cstheme="minorBidi"/>
-          <w:kern w:val="2"/>
-          <w:sz w:val="21"/>
-          <w:szCs w:val="21"/>
-          <w:lang w:val="en-US" w:eastAsia="zh-CN" w:bidi="ar-SA"/>
-        </w:rPr>
-      </w:pPr>
-      <w:r>
-        <w:rPr>
-          <w:rFonts w:asciiTheme="minorEastAsia" w:hAnsiTheme="minorEastAsia" w:eastAsiaTheme="minorEastAsia" w:cstheme="minorBidi"/>
-          <w:kern w:val="2"/>
-          <w:sz w:val="21"/>
-          <w:szCs w:val="21"/>
-          <w:lang w:val="en-US" w:eastAsia="zh-CN" w:bidi="ar-SA"/>
-        </w:rPr>
-        <w:footnoteRef/>
-      </w:r>
-      <w:r>
-        <w:rPr>
-          <w:rFonts w:asciiTheme="minorEastAsia" w:hAnsiTheme="minorEastAsia" w:eastAsiaTheme="minorEastAsia" w:cstheme="minorBidi"/>
-          <w:kern w:val="2"/>
-          <w:sz w:val="21"/>
-          <w:szCs w:val="21"/>
-          <w:lang w:val="en-US" w:eastAsia="zh-CN" w:bidi="ar-SA"/>
-        </w:rPr>
-        <w:t xml:space="preserve">霍碧英，高智的妻子，当时在中办机要局工作。</w:t>
-      </w:r>
-    </w:p>
-  </w:footnote>
-  <w:footnote w:id="9">
-    <w:p>
-      <w:pPr>
-        <w:rPr>
-          <w:rFonts w:asciiTheme="minorEastAsia" w:hAnsiTheme="minorEastAsia" w:eastAsiaTheme="minorEastAsia" w:cstheme="minorBidi"/>
-          <w:kern w:val="2"/>
-          <w:sz w:val="21"/>
-          <w:szCs w:val="21"/>
-          <w:lang w:val="en-US" w:eastAsia="zh-CN" w:bidi="ar-SA"/>
-        </w:rPr>
-      </w:pPr>
-      <w:r>
-        <w:rPr>
-          <w:rFonts w:asciiTheme="minorEastAsia" w:hAnsiTheme="minorEastAsia" w:eastAsiaTheme="minorEastAsia" w:cstheme="minorBidi"/>
-          <w:kern w:val="2"/>
-          <w:sz w:val="21"/>
-          <w:szCs w:val="21"/>
-          <w:lang w:val="en-US" w:eastAsia="zh-CN" w:bidi="ar-SA"/>
-        </w:rPr>
-        <w:footnoteRef/>
+      </w:pPr>
+      <w:r>
+        <w:rPr>
+          <w:rStyle w:val="FootnoteReference"/>
+        </w:rPr>
+        <w:t>[5]</w:t>
       </w:r>
       <w:r>
         <w:rPr>
